--- a/docs/temas preguntas comunes.docx
+++ b/docs/temas preguntas comunes.docx
@@ -1,45 +1,108 @@
 
 <file path=word/document.xml><?xml version="1.0" encoding="utf-8"?>
-<w:document xmlns:wpc="http://schemas.microsoft.com/office/word/2010/wordprocessingCanvas" xmlns:cx="http://schemas.microsoft.com/office/drawing/2014/chartex" xmlns:cx1="http://schemas.microsoft.com/office/drawing/2015/9/8/chartex" xmlns:cx2="http://schemas.microsoft.com/office/drawing/2015/10/21/chartex" xmlns:cx3="http://schemas.microsoft.com/office/drawing/2016/5/9/chartex" xmlns:cx4="http://schemas.microsoft.com/office/drawing/2016/5/10/chartex" xmlns:cx5="http://schemas.microsoft.com/office/drawing/2016/5/11/chartex" xmlns:cx6="http://schemas.microsoft.com/office/drawing/2016/5/12/chartex" xmlns:cx7="http://schemas.microsoft.com/office/drawing/2016/5/13/chartex" xmlns:cx8="http://schemas.microsoft.com/office/drawing/2016/5/14/chartex" xmlns:mc="http://schemas.openxmlformats.org/markup-compatibility/2006" xmlns:aink="http://schemas.microsoft.com/office/drawing/2016/ink" xmlns:am3d="http://schemas.microsoft.com/office/drawing/2017/model3d" xmlns:o="urn:schemas-microsoft-com:office:office" xmlns:oel="http://schemas.microsoft.com/office/2019/extlst" xmlns:r="http://schemas.openxmlformats.org/officeDocument/2006/relationships" xmlns:m="http://schemas.openxmlformats.org/officeDocument/2006/math" xmlns:v="urn:schemas-microsoft-com:vml" xmlns:wp14="http://schemas.microsoft.com/office/word/2010/wordprocessingDrawing" xmlns:wp="http://schemas.openxmlformats.org/drawingml/2006/wordprocessingDrawing" xmlns:w10="urn:schemas-microsoft-com:office:word" xmlns:w="http://schemas.openxmlformats.org/wordprocessingml/2006/main" xmlns:w14="http://schemas.microsoft.com/office/word/2010/wordml" xmlns:w15="http://schemas.microsoft.com/office/word/2012/wordml" xmlns:w16cex="http://schemas.microsoft.com/office/word/2018/wordml/cex" xmlns:w16cid="http://schemas.microsoft.com/office/word/2016/wordml/cid" xmlns:w16="http://schemas.microsoft.com/office/word/2018/wordml" xmlns:w16du="http://schemas.microsoft.com/office/word/2023/wordml/word16du" xmlns:w16sdtdh="http://schemas.microsoft.com/office/word/2020/wordml/sdtdatahash" xmlns:w16sdtfl="http://schemas.microsoft.com/office/word/2024/wordml/sdtformatlock" xmlns:w16se="http://schemas.microsoft.com/office/word/2015/wordml/symex" xmlns:wpg="http://schemas.microsoft.com/office/word/2010/wordprocessingGroup" xmlns:wpi="http://schemas.microsoft.com/office/word/2010/wordprocessingInk" xmlns:wne="http://schemas.microsoft.com/office/word/2006/wordml" xmlns:wps="http://schemas.microsoft.com/office/word/2010/wordprocessingShape" mc:Ignorable="w14 w15 w16se w16cid w16 w16cex w16sdtdh w16sdtfl w16du wp14">
+<w:document xmlns:wpc="http://schemas.microsoft.com/office/word/2010/wordprocessingCanvas" xmlns:cx="http://schemas.microsoft.com/office/drawing/2014/chartex" xmlns:cx1="http://schemas.microsoft.com/office/drawing/2015/9/8/chartex" xmlns:cx2="http://schemas.microsoft.com/office/drawing/2015/10/21/chartex" xmlns:cx3="http://schemas.microsoft.com/office/drawing/2016/5/9/chartex" xmlns:cx4="http://schemas.microsoft.com/office/drawing/2016/5/10/chartex" xmlns:cx5="http://schemas.microsoft.com/office/drawing/2016/5/11/chartex" xmlns:cx6="http://schemas.microsoft.com/office/drawing/2016/5/12/chartex" xmlns:cx7="http://schemas.microsoft.com/office/drawing/2016/5/13/chartex" xmlns:cx8="http://schemas.microsoft.com/office/drawing/2016/5/14/chartex" xmlns:mc="http://schemas.openxmlformats.org/markup-compatibility/2006" xmlns:aink="http://schemas.microsoft.com/office/drawing/2016/ink" xmlns:am3d="http://schemas.microsoft.com/office/drawing/2017/model3d" xmlns:o="urn:schemas-microsoft-com:office:office" xmlns:oel="http://schemas.microsoft.com/office/2019/extlst" xmlns:r="http://schemas.openxmlformats.org/officeDocument/2006/relationships" xmlns:m="http://schemas.openxmlformats.org/officeDocument/2006/math" xmlns:v="urn:schemas-microsoft-com:vml" xmlns:wp14="http://schemas.microsoft.com/office/word/2010/wordprocessingDrawing" xmlns:wp="http://schemas.openxmlformats.org/drawingml/2006/wordprocessingDrawing" xmlns:w10="urn:schemas-microsoft-com:office:word" xmlns:w="http://schemas.openxmlformats.org/wordprocessingml/2006/main" xmlns:w14="http://schemas.microsoft.com/office/word/2010/wordml" xmlns:w15="http://schemas.microsoft.com/office/word/2012/wordml" xmlns:w16cei="http://schemas.microsoft.com/office/word/2026/wordml/cei" xmlns:w16cex="http://schemas.microsoft.com/office/word/2018/wordml/cex" xmlns:w16cid="http://schemas.microsoft.com/office/word/2016/wordml/cid" xmlns:w16="http://schemas.microsoft.com/office/word/2018/wordml" xmlns:w16du="http://schemas.microsoft.com/office/word/2023/wordml/word16du" xmlns:w16sdtdh="http://schemas.microsoft.com/office/word/2020/wordml/sdtdatahash" xmlns:w16sdtfl="http://schemas.microsoft.com/office/word/2024/wordml/sdtformatlock" xmlns:w16se="http://schemas.microsoft.com/office/word/2015/wordml/symex" xmlns:wpg="http://schemas.microsoft.com/office/word/2010/wordprocessingGroup" xmlns:wpi="http://schemas.microsoft.com/office/word/2010/wordprocessingInk" xmlns:wne="http://schemas.microsoft.com/office/word/2006/wordml" xmlns:wps="http://schemas.microsoft.com/office/word/2010/wordprocessingShape" mc:Ignorable="w14 w15 w16se w16cid w16 w16cex w16sdtdh w16sdtfl w16du wp14">
   <w:body>
     <w:p>
       <w:pPr>
         <w:jc w:val="both"/>
       </w:pPr>
       <w:r>
-        <w:t>Tema 1 – Ordenación de las Profesiones Sanitarias (Ley 44/2003): preguntas 1 a 10, 10 preguntas.</w:t>
-      </w:r>
-    </w:p>
-    <w:p>
-      <w:pPr>
-        <w:jc w:val="both"/>
-      </w:pPr>
-      <w:r>
-        <w:t>Tema 2 – Cohesión y Calidad del Sistema Nacional de Salud (Ley 16/2003): preguntas 11 a 20, 10 preguntas.</w:t>
-      </w:r>
-    </w:p>
-    <w:p>
-      <w:pPr>
-        <w:jc w:val="both"/>
-      </w:pPr>
-      <w:r>
-        <w:t>Tema 3 – Estatuto Marco del Personal Estatutario (Ley 55/2003): preguntas 21 a 35, 15 preguntas.</w:t>
-      </w:r>
-    </w:p>
-    <w:p>
-      <w:pPr>
-        <w:jc w:val="both"/>
-      </w:pPr>
-      <w:r>
-        <w:t>Tema 4 – Ordenación Sanitaria de Euskadi (Ley 8/1997): preguntas 36 a 42, 7 preguntas.</w:t>
-      </w:r>
-    </w:p>
-    <w:p>
-      <w:pPr>
-        <w:jc w:val="both"/>
-      </w:pPr>
-      <w:r>
-        <w:t xml:space="preserve">Tema 5 – Organización del ente </w:t>
+        <w:rPr>
+          <w:b/>
+          <w:bCs/>
+        </w:rPr>
+        <w:t>Tema 1</w:t>
+      </w:r>
+      <w:r>
+        <w:t xml:space="preserve"> – Ordenación de las Profesiones Sanitarias (Ley 44/2003): preguntas</w:t>
+      </w:r>
+      <w:r>
+        <w:rPr>
+          <w:b/>
+          <w:bCs/>
+        </w:rPr>
+        <w:t xml:space="preserve"> 1 a 10, 10 preguntas</w:t>
+      </w:r>
+    </w:p>
+    <w:p>
+      <w:pPr>
+        <w:jc w:val="both"/>
+      </w:pPr>
+      <w:r>
+        <w:rPr>
+          <w:b/>
+          <w:bCs/>
+        </w:rPr>
+        <w:t>Tema 2</w:t>
+      </w:r>
+      <w:r>
+        <w:t xml:space="preserve"> – Cohesión y Calidad del Sistema Nacional de Salud (Ley 16/2003): preguntas </w:t>
+      </w:r>
+      <w:r>
+        <w:rPr>
+          <w:b/>
+          <w:bCs/>
+        </w:rPr>
+        <w:t>11 a 20, 10 preguntas</w:t>
+      </w:r>
+    </w:p>
+    <w:p>
+      <w:pPr>
+        <w:jc w:val="both"/>
+      </w:pPr>
+      <w:r>
+        <w:rPr>
+          <w:b/>
+          <w:bCs/>
+        </w:rPr>
+        <w:t>Tema 3</w:t>
+      </w:r>
+      <w:r>
+        <w:t xml:space="preserve"> – Estatuto Marco del Personal Estatutario (Ley 55/2003): preguntas</w:t>
+      </w:r>
+      <w:r>
+        <w:rPr>
+          <w:b/>
+          <w:bCs/>
+        </w:rPr>
+        <w:t xml:space="preserve"> 21 a 35, 15 preguntas</w:t>
+      </w:r>
+    </w:p>
+    <w:p>
+      <w:pPr>
+        <w:jc w:val="both"/>
+      </w:pPr>
+      <w:r>
+        <w:rPr>
+          <w:b/>
+          <w:bCs/>
+        </w:rPr>
+        <w:t>Tema 4</w:t>
+      </w:r>
+      <w:r>
+        <w:t xml:space="preserve"> – Ordenación Sanitaria de Euskadi (Ley 8/1997): preguntas </w:t>
+      </w:r>
+      <w:r>
+        <w:rPr>
+          <w:b/>
+          <w:bCs/>
+        </w:rPr>
+        <w:t>36 a 42, 7 preguntas</w:t>
+      </w:r>
+    </w:p>
+    <w:p>
+      <w:pPr>
+        <w:jc w:val="both"/>
+      </w:pPr>
+      <w:r>
+        <w:rPr>
+          <w:b/>
+          <w:bCs/>
+        </w:rPr>
+        <w:t>Tema 5</w:t>
+      </w:r>
+      <w:r>
+        <w:t xml:space="preserve"> – Organización del ente </w:t>
       </w:r>
       <w:proofErr w:type="spellStart"/>
       <w:r>
@@ -47,87 +110,234 @@
       </w:r>
       <w:proofErr w:type="spellEnd"/>
       <w:r>
-        <w:t>-Servicio Vasco de Salud: preguntas 43 a 65, 23 preguntas.</w:t>
-      </w:r>
-    </w:p>
-    <w:p>
-      <w:pPr>
-        <w:jc w:val="both"/>
-      </w:pPr>
-      <w:r>
-        <w:t>Tema 6 – Organizaciones Sanitarias Integradas, OSI (Decreto 100/2018): preguntas 66 a 80, 15 preguntas.</w:t>
-      </w:r>
-    </w:p>
-    <w:p>
-      <w:pPr>
-        <w:jc w:val="both"/>
-      </w:pPr>
-      <w:r>
-        <w:t>Tema 7 – Derechos y Deberes de las personas en el sistema sanitario (Decreto 147/2015): preguntas 81 a 88, 8 preguntas.</w:t>
-      </w:r>
-    </w:p>
-    <w:p>
-      <w:pPr>
-        <w:jc w:val="both"/>
-      </w:pPr>
-      <w:r>
-        <w:t>Tema 8 – Autonomía del Paciente e Información Clínica (Ley 41/2002): preguntas 89 a 96, 8 preguntas.</w:t>
-      </w:r>
-    </w:p>
-    <w:p>
-      <w:pPr>
-        <w:jc w:val="both"/>
-      </w:pPr>
-      <w:r>
-        <w:t>Tema 9 – Voluntades Anticipadas (Ley 7/2002): preguntas 97 a 104, 8 preguntas.</w:t>
-      </w:r>
-    </w:p>
-    <w:p>
-      <w:pPr>
-        <w:jc w:val="both"/>
-      </w:pPr>
-      <w:r>
-        <w:t>Tema 10 – Protección de Datos Personales (LO 3/2018): preguntas 105 a 112, 8 preguntas.</w:t>
-      </w:r>
-    </w:p>
-    <w:p>
-      <w:pPr>
-        <w:jc w:val="both"/>
-      </w:pPr>
-      <w:r>
-        <w:t>Tema 11 – Igualdad de Mujeres y Hombres / Violencia Machista (Decreto Legislativo 1/2023): preguntas 113 a 120, 8 preguntas.</w:t>
-      </w:r>
-    </w:p>
-    <w:p>
-      <w:pPr>
-        <w:jc w:val="both"/>
-      </w:pPr>
-      <w:r>
-        <w:t>Tema 12 – Plan de Salud Euskadi 2030: preguntas 121 a 136, 16 preguntas.</w:t>
-      </w:r>
-    </w:p>
-    <w:p>
-      <w:pPr>
-        <w:jc w:val="both"/>
-      </w:pPr>
-      <w:r>
-        <w:t>Tema 13 – Pacto Vasco de Salud (diagnóstico, valores, líneas estratégicas): preguntas 137 a 150, 14 preguntas.</w:t>
-      </w:r>
-    </w:p>
-    <w:p>
-      <w:pPr>
-        <w:jc w:val="both"/>
-      </w:pPr>
-      <w:r>
-        <w:t>Tema 14 – Estrategia de Seguridad del Paciente 20-30: preguntas 151 a 160, 10 preguntas.</w:t>
-      </w:r>
-    </w:p>
-    <w:p>
-      <w:pPr>
-        <w:jc w:val="both"/>
-      </w:pPr>
-      <w:r>
-        <w:t xml:space="preserve">Tema 15 – II Plan para la Igualdad de Mujeres y Hombres en </w:t>
+        <w:t xml:space="preserve">-Servicio Vasco de Salud: preguntas </w:t>
+      </w:r>
+      <w:r>
+        <w:rPr>
+          <w:b/>
+          <w:bCs/>
+        </w:rPr>
+        <w:t>43 a 65, 23</w:t>
+      </w:r>
+      <w:r>
+        <w:t xml:space="preserve"> </w:t>
+      </w:r>
+      <w:r>
+        <w:rPr>
+          <w:b/>
+          <w:bCs/>
+        </w:rPr>
+        <w:t>preguntas</w:t>
+      </w:r>
+    </w:p>
+    <w:p>
+      <w:pPr>
+        <w:jc w:val="both"/>
+      </w:pPr>
+      <w:r>
+        <w:rPr>
+          <w:b/>
+          <w:bCs/>
+        </w:rPr>
+        <w:t>Tema 6</w:t>
+      </w:r>
+      <w:r>
+        <w:t xml:space="preserve"> – Organizaciones Sanitarias Integradas, OSI (Decreto 100/2018): preguntas </w:t>
+      </w:r>
+      <w:r>
+        <w:rPr>
+          <w:b/>
+          <w:bCs/>
+        </w:rPr>
+        <w:t>66 a 80, 15 preguntas</w:t>
+      </w:r>
+    </w:p>
+    <w:p>
+      <w:pPr>
+        <w:jc w:val="both"/>
+      </w:pPr>
+      <w:r>
+        <w:rPr>
+          <w:b/>
+          <w:bCs/>
+        </w:rPr>
+        <w:t>Tema 7</w:t>
+      </w:r>
+      <w:r>
+        <w:t xml:space="preserve"> – Derechos y Deberes de las personas en el sistema sanitario (Decreto 147/2015): preguntas </w:t>
+      </w:r>
+      <w:r>
+        <w:rPr>
+          <w:b/>
+          <w:bCs/>
+        </w:rPr>
+        <w:t>81 a 88, 8 preguntas</w:t>
+      </w:r>
+    </w:p>
+    <w:p>
+      <w:pPr>
+        <w:jc w:val="both"/>
+        <w:rPr>
+          <w:b/>
+          <w:bCs/>
+        </w:rPr>
+      </w:pPr>
+      <w:r>
+        <w:rPr>
+          <w:b/>
+          <w:bCs/>
+        </w:rPr>
+        <w:t>Tema 8</w:t>
+      </w:r>
+      <w:r>
+        <w:t xml:space="preserve"> – Autonomía del Paciente e Información Clínica (Ley 41/2002): preguntas </w:t>
+      </w:r>
+      <w:r>
+        <w:rPr>
+          <w:b/>
+          <w:bCs/>
+        </w:rPr>
+        <w:t>89 a 96, 8 preguntas</w:t>
+      </w:r>
+    </w:p>
+    <w:p>
+      <w:pPr>
+        <w:jc w:val="both"/>
+      </w:pPr>
+      <w:r>
+        <w:rPr>
+          <w:b/>
+          <w:bCs/>
+        </w:rPr>
+        <w:t>Tema 9</w:t>
+      </w:r>
+      <w:r>
+        <w:t xml:space="preserve"> – Voluntades Anticipadas (Ley 7/2002): preguntas </w:t>
+      </w:r>
+      <w:r>
+        <w:rPr>
+          <w:b/>
+          <w:bCs/>
+        </w:rPr>
+        <w:t>97 a 104, 8 preguntas</w:t>
+      </w:r>
+    </w:p>
+    <w:p>
+      <w:pPr>
+        <w:jc w:val="both"/>
+      </w:pPr>
+      <w:r>
+        <w:rPr>
+          <w:b/>
+          <w:bCs/>
+        </w:rPr>
+        <w:t>Tema 10</w:t>
+      </w:r>
+      <w:r>
+        <w:t xml:space="preserve"> – Protección de Datos Personales (LO 3/2018): preguntas 105 a 112, 8 preguntas</w:t>
+      </w:r>
+    </w:p>
+    <w:p>
+      <w:pPr>
+        <w:jc w:val="both"/>
+      </w:pPr>
+      <w:r>
+        <w:rPr>
+          <w:b/>
+          <w:bCs/>
+        </w:rPr>
+        <w:t>Tema 11</w:t>
+      </w:r>
+      <w:r>
+        <w:t xml:space="preserve"> – Igualdad de Mujeres y Hombres / Violencia Machista (Decreto Legislativo 1/2023): preguntas </w:t>
+      </w:r>
+      <w:r>
+        <w:rPr>
+          <w:b/>
+          <w:bCs/>
+        </w:rPr>
+        <w:t>113 a 120, 8 preguntas</w:t>
+      </w:r>
+    </w:p>
+    <w:p>
+      <w:pPr>
+        <w:jc w:val="both"/>
+      </w:pPr>
+      <w:r>
+        <w:rPr>
+          <w:b/>
+          <w:bCs/>
+        </w:rPr>
+        <w:t>Tema 12</w:t>
+      </w:r>
+      <w:r>
+        <w:t xml:space="preserve"> – Plan de Salud Euskadi 2030: preguntas </w:t>
+      </w:r>
+      <w:r>
+        <w:rPr>
+          <w:b/>
+          <w:bCs/>
+        </w:rPr>
+        <w:t>121 a 136, 16 preguntas</w:t>
+      </w:r>
+    </w:p>
+    <w:p>
+      <w:pPr>
+        <w:jc w:val="both"/>
+      </w:pPr>
+      <w:r>
+        <w:rPr>
+          <w:b/>
+          <w:bCs/>
+        </w:rPr>
+        <w:t>Tema 13</w:t>
+      </w:r>
+      <w:r>
+        <w:t xml:space="preserve"> – Pacto Vasco de Salud (diagnóstico, valores, líneas estratégicas): preguntas </w:t>
+      </w:r>
+      <w:r>
+        <w:rPr>
+          <w:b/>
+          <w:bCs/>
+        </w:rPr>
+        <w:t>137 a 150, 14 preguntas</w:t>
+      </w:r>
+    </w:p>
+    <w:p>
+      <w:pPr>
+        <w:jc w:val="both"/>
+      </w:pPr>
+      <w:r>
+        <w:rPr>
+          <w:b/>
+          <w:bCs/>
+        </w:rPr>
+        <w:t>Tema 14</w:t>
+      </w:r>
+      <w:r>
+        <w:t xml:space="preserve"> – Estrategia de Seguridad del Paciente 20-30: preguntas </w:t>
+      </w:r>
+      <w:r>
+        <w:rPr>
+          <w:b/>
+          <w:bCs/>
+        </w:rPr>
+        <w:t>151 a 160, 10 preguntas</w:t>
+      </w:r>
+    </w:p>
+    <w:p>
+      <w:pPr>
+        <w:jc w:val="both"/>
+      </w:pPr>
+      <w:r>
+        <w:rPr>
+          <w:b/>
+          <w:bCs/>
+        </w:rPr>
+        <w:t>Tema 15</w:t>
+      </w:r>
+      <w:r>
+        <w:t xml:space="preserve"> – II Plan para la Igualdad de Mujeres y Hombres en </w:t>
       </w:r>
       <w:proofErr w:type="spellStart"/>
       <w:r>
@@ -135,40 +345,103 @@
       </w:r>
       <w:proofErr w:type="spellEnd"/>
       <w:r>
-        <w:t>: preguntas 161 a 168, 8 preguntas.</w:t>
-      </w:r>
-    </w:p>
-    <w:p>
-      <w:pPr>
-        <w:jc w:val="both"/>
-      </w:pPr>
-      <w:r>
-        <w:t>Tema 16 – III Plan de Normalización del Uso del Euskera: preguntas 169 a 176, 8 preguntas.</w:t>
-      </w:r>
-    </w:p>
-    <w:p>
-      <w:pPr>
-        <w:jc w:val="both"/>
-      </w:pPr>
-      <w:r>
-        <w:t>Tema 17 – Plan Oncológico Integral de Euskadi, POIE: preguntas 177 a 184, 8 preguntas.</w:t>
-      </w:r>
-    </w:p>
-    <w:p>
-      <w:pPr>
-        <w:jc w:val="both"/>
-      </w:pPr>
-      <w:r>
+        <w:t xml:space="preserve">: preguntas </w:t>
+      </w:r>
+      <w:r>
+        <w:rPr>
+          <w:b/>
+          <w:bCs/>
+        </w:rPr>
+        <w:t>161 a 168, 8 preguntas</w:t>
+      </w:r>
+    </w:p>
+    <w:p>
+      <w:pPr>
+        <w:jc w:val="both"/>
+      </w:pPr>
+      <w:r>
+        <w:rPr>
+          <w:b/>
+          <w:bCs/>
+        </w:rPr>
+        <w:t>Tema 16</w:t>
+      </w:r>
+      <w:r>
+        <w:t xml:space="preserve"> – III Plan de Normalización del Uso del Euskera: preguntas </w:t>
+      </w:r>
+      <w:r>
+        <w:rPr>
+          <w:b/>
+          <w:bCs/>
+        </w:rPr>
+        <w:t>169 a 176, 8 preguntas</w:t>
+      </w:r>
+    </w:p>
+    <w:p>
+      <w:pPr>
+        <w:jc w:val="both"/>
+      </w:pPr>
+      <w:r>
+        <w:rPr>
+          <w:b/>
+          <w:bCs/>
+        </w:rPr>
+        <w:t>Tema 17</w:t>
+      </w:r>
+      <w:r>
+        <w:t xml:space="preserve"> – Plan Oncológico Integral de Euskadi, POIE: preguntas </w:t>
+      </w:r>
+      <w:r>
+        <w:rPr>
+          <w:b/>
+          <w:bCs/>
+        </w:rPr>
+        <w:t>177 a 184, 8 preguntas</w:t>
+      </w:r>
+    </w:p>
+    <w:p>
+      <w:pPr>
+        <w:jc w:val="both"/>
+      </w:pPr>
+      <w:r>
+        <w:rPr>
+          <w:b/>
+          <w:bCs/>
+        </w:rPr>
         <w:lastRenderedPageBreak/>
-        <w:t>Tema 18 – Regulación de la Eutanasia (LO 3/2021): preguntas 185 a 192, 8 preguntas.</w:t>
-      </w:r>
-    </w:p>
-    <w:p>
-      <w:pPr>
-        <w:jc w:val="both"/>
-      </w:pPr>
-      <w:r>
-        <w:t>Tema 19 – Incompatibilidades del Personal al Servicio de las Administraciones Públicas (Ley 53/1984): preguntas 193 a 200, 8 preguntas.</w:t>
+        <w:t>Tema 18</w:t>
+      </w:r>
+      <w:r>
+        <w:t xml:space="preserve"> – Regulación de la Eutanasia (LO 3/2021): preguntas </w:t>
+      </w:r>
+      <w:r>
+        <w:rPr>
+          <w:b/>
+          <w:bCs/>
+        </w:rPr>
+        <w:t>185 a 192, 8 preguntas</w:t>
+      </w:r>
+    </w:p>
+    <w:p>
+      <w:pPr>
+        <w:jc w:val="both"/>
+      </w:pPr>
+      <w:r>
+        <w:rPr>
+          <w:b/>
+          <w:bCs/>
+        </w:rPr>
+        <w:t>Tema 19</w:t>
+      </w:r>
+      <w:r>
+        <w:t xml:space="preserve"> – Incompatibilidades del Personal al Servicio de las Administraciones Públicas (Ley 53/1984): preguntas </w:t>
+      </w:r>
+      <w:r>
+        <w:rPr>
+          <w:b/>
+          <w:bCs/>
+        </w:rPr>
+        <w:t>193 a 200, 8 preguntas</w:t>
       </w:r>
     </w:p>
     <w:p/>
@@ -785,6 +1058,7 @@
   <w:style w:type="character" w:default="1" w:styleId="Fuentedeprrafopredeter">
     <w:name w:val="Default Paragraph Font"/>
     <w:uiPriority w:val="1"/>
+    <w:semiHidden/>
     <w:unhideWhenUsed/>
   </w:style>
   <w:style w:type="table" w:default="1" w:styleId="Tablanormal">
